--- a/linked_docs_v0/Planning Model Training Using Computer Vision v0.docx
+++ b/linked_docs_v0/Planning Model Training Using Computer Vision v0.docx
@@ -614,6 +614,62 @@
         <w:t>Planning and executing a computer vision model training project involves multiple phases, from initial planning to deployment and maintenance. Ensuring the right training environment with robust hardware and software specifications is crucial for the success of the project. By following a structured approach and leveraging the right tools and resources, organizations can develop effective computer vision models that drive innovation and deliver significant value.</w:t>
       </w:r>
     </w:p>
+    <w:p>
+      <w:r>
+        <w:t>Reference documents</w:t>
+      </w:r>
+    </w:p>
+    <w:tbl>
+      <w:tblPr>
+        <w:tblStyle w:val="TableGrid"/>
+        <w:tblW w:w="0" w:type="auto"/>
+        <w:tblLook w:val="04A0" w:firstRow="1" w:lastRow="0" w:firstColumn="1" w:lastColumn="0" w:noHBand="0" w:noVBand="1"/>
+      </w:tblPr>
+      <w:tblGrid>
+        <w:gridCol w:w="4675"/>
+        <w:gridCol w:w="4675"/>
+      </w:tblGrid>
+      <w:tr>
+        <w:tc>
+          <w:tcPr>
+            <w:tcW w:w="4675" w:type="dxa"/>
+          </w:tcPr>
+          <w:p>
+            <w:r>
+              <w:t>Title</w:t>
+            </w:r>
+          </w:p>
+        </w:tc>
+        <w:tc>
+          <w:tcPr>
+            <w:tcW w:w="4675" w:type="dxa"/>
+          </w:tcPr>
+          <w:p>
+            <w:r>
+              <w:t>File</w:t>
+            </w:r>
+          </w:p>
+        </w:tc>
+      </w:tr>
+      <w:tr>
+        <w:tc>
+          <w:tcPr>
+            <w:tcW w:w="4675" w:type="dxa"/>
+          </w:tcPr>
+          <w:p/>
+        </w:tc>
+        <w:tc>
+          <w:tcPr>
+            <w:tcW w:w="4675" w:type="dxa"/>
+          </w:tcPr>
+          <w:p>
+            <w:r>
+              <w:t>Project Data Science Project for Remote Desktop Surveillance_v0.docx</w:t>
+            </w:r>
+          </w:p>
+        </w:tc>
+      </w:tr>
+    </w:tbl>
     <w:p/>
     <w:sectPr>
       <w:headerReference w:type="default" r:id="rId7"/>
@@ -2473,6 +2529,7 @@
   <w:style w:type="character" w:default="1" w:styleId="DefaultParagraphFont">
     <w:name w:val="Default Paragraph Font"/>
     <w:uiPriority w:val="1"/>
+    <w:semiHidden/>
     <w:unhideWhenUsed/>
   </w:style>
   <w:style w:type="table" w:default="1" w:styleId="TableNormal">
